--- a/templates/SARL/SARL_2026-07_Depot-Legal-Constitution_Template.docx
+++ b/templates/SARL/SARL_2026-07_Depot-Legal-Constitution_Template.docx
@@ -786,7 +786,7 @@
                 <w:b/>
                 <w:bCs/>
               </w:rPr>
-              <w:t>NOM_ASSOCIE &amp; PRENOM_ASSOCIE</w:t>
+              <w:t>{{ ASSOCIE_NOM }} &amp; {{ ASSOCIE_PRENOM }}</w:t>
             </w:r>
           </w:p>
         </w:tc>
@@ -807,7 +807,7 @@
                 <w:rFonts w:ascii="Aptos" w:hAnsi="Aptos"/>
                 <w:b/>
               </w:rPr>
-              <w:t>NOM_ASSOCIE &amp; PRENOM_ASSOCIE</w:t>
+              <w:t>{{ ASSOCIE_NOM }} &amp; {{ ASSOCIE_PRENOM }}</w:t>
             </w:r>
           </w:p>
         </w:tc>

--- a/templates/SARL/SARL_2026-07_Depot-Legal-Constitution_Template.docx
+++ b/templates/SARL/SARL_2026-07_Depot-Legal-Constitution_Template.docx
@@ -77,7 +77,7 @@
           <w:b/>
           <w:i/>
         </w:rPr>
-        <w:t>Tribunal de Commerce</w:t>
+        <w:t>Tribunal de Commerce De _SOCIETE_TRIBUNAL_</w:t>
       </w:r>
       <w:r>
         <w:rPr>
@@ -85,7 +85,7 @@
           <w:b/>
           <w:i/>
         </w:rPr>
-        <w:t xml:space="preserve"> </w:t>
+        <w:t xml:space="preserve"/>
       </w:r>
       <w:r>
         <w:rPr>
@@ -93,7 +93,7 @@
           <w:b/>
           <w:i/>
         </w:rPr>
-        <w:t xml:space="preserve">De </w:t>
+        <w:t xml:space="preserve"/>
       </w:r>
       <w:proofErr w:type="gramStart"/>
       <w:r>
@@ -102,7 +102,7 @@
           <w:b/>
           <w:i/>
         </w:rPr>
-        <w:t>{{ SOCIETE</w:t>
+        <w:t/>
       </w:r>
       <w:proofErr w:type="gramEnd"/>
       <w:r>
@@ -111,7 +111,7 @@
           <w:b/>
           <w:i/>
         </w:rPr>
-        <w:t>_</w:t>
+        <w:t/>
       </w:r>
       <w:proofErr w:type="gramStart"/>
       <w:r>
@@ -120,7 +120,7 @@
           <w:b/>
           <w:i/>
         </w:rPr>
-        <w:t>TRIBUNAL }</w:t>
+        <w:t/>
       </w:r>
       <w:proofErr w:type="gramEnd"/>
       <w:r>
@@ -129,7 +129,7 @@
           <w:b/>
           <w:i/>
         </w:rPr>
-        <w:t>}</w:t>
+        <w:t/>
       </w:r>
     </w:p>
     <w:p>
@@ -293,7 +293,7 @@
           <w:bCs/>
           <w:sz w:val="22"/>
         </w:rPr>
-        <w:t xml:space="preserve">Forme </w:t>
+        <w:t xml:space="preserve">Forme juridique  : _SOCIETE_FORME_JURIDIQUE_……………..……………………………………………………………….….</w:t>
       </w:r>
       <w:proofErr w:type="gramStart"/>
       <w:r>
@@ -302,7 +302,7 @@
           <w:bCs/>
           <w:sz w:val="22"/>
         </w:rPr>
-        <w:t>juridique  :</w:t>
+        <w:t/>
       </w:r>
       <w:proofErr w:type="gramEnd"/>
       <w:r>
@@ -311,7 +311,7 @@
           <w:bCs/>
           <w:sz w:val="22"/>
         </w:rPr>
-        <w:t xml:space="preserve"> </w:t>
+        <w:t xml:space="preserve"/>
       </w:r>
       <w:proofErr w:type="gramStart"/>
       <w:r>
@@ -320,7 +320,7 @@
           <w:b/>
           <w:sz w:val="22"/>
         </w:rPr>
-        <w:t>{{ SOCIETE</w:t>
+        <w:t/>
       </w:r>
       <w:proofErr w:type="gramEnd"/>
       <w:r>
@@ -329,7 +329,7 @@
           <w:b/>
           <w:sz w:val="22"/>
         </w:rPr>
-        <w:t>_FORME_</w:t>
+        <w:t/>
       </w:r>
       <w:proofErr w:type="gramStart"/>
       <w:r>
@@ -338,15 +338,15 @@
           <w:b/>
           <w:sz w:val="22"/>
         </w:rPr>
-        <w:t>JURIDIQUE }}</w:t>
-      </w:r>
-      <w:r>
-        <w:rPr>
-          <w:rFonts w:ascii="Aptos" w:hAnsi="Aptos"/>
-          <w:bCs/>
-          <w:sz w:val="22"/>
-        </w:rPr>
-        <w:t>…</w:t>
+        <w:t/>
+      </w:r>
+      <w:r>
+        <w:rPr>
+          <w:rFonts w:ascii="Aptos" w:hAnsi="Aptos"/>
+          <w:bCs/>
+          <w:sz w:val="22"/>
+        </w:rPr>
+        <w:t/>
       </w:r>
       <w:proofErr w:type="gramEnd"/>
       <w:r>
@@ -355,7 +355,7 @@
           <w:bCs/>
           <w:sz w:val="22"/>
         </w:rPr>
-        <w:t>……</w:t>
+        <w:t/>
       </w:r>
       <w:proofErr w:type="gramStart"/>
       <w:r>
@@ -364,7 +364,7 @@
           <w:bCs/>
           <w:sz w:val="22"/>
         </w:rPr>
-        <w:t>…….</w:t>
+        <w:t/>
       </w:r>
       <w:proofErr w:type="gramEnd"/>
       <w:r>
@@ -373,7 +373,7 @@
           <w:bCs/>
           <w:sz w:val="22"/>
         </w:rPr>
-        <w:t>.…………………………………………………………</w:t>
+        <w:t/>
       </w:r>
       <w:proofErr w:type="gramStart"/>
       <w:r>
@@ -382,7 +382,7 @@
           <w:bCs/>
           <w:sz w:val="22"/>
         </w:rPr>
-        <w:t>…….</w:t>
+        <w:t/>
       </w:r>
       <w:proofErr w:type="gramEnd"/>
       <w:r>
@@ -391,7 +391,7 @@
           <w:bCs/>
           <w:sz w:val="22"/>
         </w:rPr>
-        <w:t>….</w:t>
+        <w:t/>
       </w:r>
     </w:p>
     <w:p>
@@ -413,7 +413,7 @@
           <w:bCs/>
           <w:sz w:val="22"/>
         </w:rPr>
-        <w:t xml:space="preserve">Dénomination  </w:t>
+        <w:t xml:space="preserve">Dénomination     : _SOCIETE_RAISON_SOCIALE_…………………………………………………………………….</w:t>
       </w:r>
       <w:proofErr w:type="gramStart"/>
       <w:r>
@@ -422,7 +422,7 @@
           <w:bCs/>
           <w:sz w:val="22"/>
         </w:rPr>
-        <w:t xml:space="preserve">   :</w:t>
+        <w:t xml:space="preserve"/>
       </w:r>
       <w:proofErr w:type="gramEnd"/>
       <w:r>
@@ -431,7 +431,7 @@
           <w:bCs/>
           <w:sz w:val="22"/>
         </w:rPr>
-        <w:t xml:space="preserve"> </w:t>
+        <w:t xml:space="preserve"/>
       </w:r>
       <w:proofErr w:type="gramStart"/>
       <w:r>
@@ -440,7 +440,7 @@
           <w:b/>
           <w:bCs/>
         </w:rPr>
-        <w:t>{{ SOCIETE</w:t>
+        <w:t/>
       </w:r>
       <w:proofErr w:type="gramEnd"/>
       <w:r>
@@ -449,7 +449,7 @@
           <w:b/>
           <w:bCs/>
         </w:rPr>
-        <w:t>_RAISON_</w:t>
+        <w:t/>
       </w:r>
       <w:proofErr w:type="gramStart"/>
       <w:r>
@@ -458,15 +458,15 @@
           <w:b/>
           <w:bCs/>
         </w:rPr>
-        <w:t>SOCIALE }}</w:t>
-      </w:r>
-      <w:r>
-        <w:rPr>
-          <w:rFonts w:ascii="Aptos" w:hAnsi="Aptos"/>
-          <w:b/>
-          <w:bCs/>
-        </w:rPr>
-        <w:t>…</w:t>
+        <w:t/>
+      </w:r>
+      <w:r>
+        <w:rPr>
+          <w:rFonts w:ascii="Aptos" w:hAnsi="Aptos"/>
+          <w:b/>
+          <w:bCs/>
+        </w:rPr>
+        <w:t/>
       </w:r>
       <w:proofErr w:type="gramEnd"/>
       <w:r>
@@ -475,7 +475,7 @@
           <w:b/>
           <w:bCs/>
         </w:rPr>
-        <w:t>………………………………………………………………….</w:t>
+        <w:t/>
       </w:r>
     </w:p>
     <w:p>
@@ -580,7 +580,7 @@
           <w:bCs/>
           <w:sz w:val="22"/>
         </w:rPr>
-        <w:t xml:space="preserve">Siège social       </w:t>
+        <w:t xml:space="preserve">Siège social          : _SOCIETE_ADRESSE_SIEGE_</w:t>
       </w:r>
       <w:proofErr w:type="gramStart"/>
       <w:r>
@@ -589,7 +589,7 @@
           <w:bCs/>
           <w:sz w:val="22"/>
         </w:rPr>
-        <w:t xml:space="preserve">   :</w:t>
+        <w:t xml:space="preserve"/>
       </w:r>
       <w:proofErr w:type="gramEnd"/>
       <w:r>
@@ -598,7 +598,7 @@
           <w:bCs/>
           <w:sz w:val="22"/>
         </w:rPr>
-        <w:t xml:space="preserve"> </w:t>
+        <w:t xml:space="preserve"/>
       </w:r>
       <w:proofErr w:type="gramStart"/>
       <w:r>
@@ -606,7 +606,7 @@
           <w:rFonts w:ascii="Aptos" w:hAnsi="Aptos"/>
           <w:b/>
         </w:rPr>
-        <w:t>{{ SOCIETE</w:t>
+        <w:t/>
       </w:r>
       <w:proofErr w:type="gramEnd"/>
       <w:r>
@@ -614,7 +614,7 @@
           <w:rFonts w:ascii="Aptos" w:hAnsi="Aptos"/>
           <w:b/>
         </w:rPr>
-        <w:t>_ADRESSE_</w:t>
+        <w:t/>
       </w:r>
       <w:proofErr w:type="gramStart"/>
       <w:r>
@@ -622,7 +622,7 @@
           <w:rFonts w:ascii="Aptos" w:hAnsi="Aptos"/>
           <w:b/>
         </w:rPr>
-        <w:t>SIEGE }</w:t>
+        <w:t/>
       </w:r>
       <w:proofErr w:type="gramEnd"/>
       <w:r>
@@ -630,7 +630,7 @@
           <w:rFonts w:ascii="Aptos" w:hAnsi="Aptos"/>
           <w:b/>
         </w:rPr>
-        <w:t>}</w:t>
+        <w:t/>
       </w:r>
     </w:p>
     <w:p>
@@ -786,7 +786,7 @@
                 <w:b/>
                 <w:bCs/>
               </w:rPr>
-              <w:t>{{ ASSOCIE_NOM }} &amp; {{ ASSOCIE_PRENOM }}</w:t>
+              <w:t>_ASSOCIE_NOM_ &amp; _ASSOCIE_PRENOM_</w:t>
             </w:r>
           </w:p>
         </w:tc>
@@ -807,7 +807,7 @@
                 <w:rFonts w:ascii="Aptos" w:hAnsi="Aptos"/>
                 <w:b/>
               </w:rPr>
-              <w:t>{{ ASSOCIE_NOM }} &amp; {{ ASSOCIE_PRENOM }}</w:t>
+              <w:t>_ASSOCIE_NOM_ &amp; _ASSOCIE_PRENOM_</w:t>
             </w:r>
           </w:p>
         </w:tc>
@@ -846,13 +846,13 @@
                 <w:rFonts w:ascii="Aptos" w:hAnsi="Aptos"/>
                 <w:b/>
               </w:rPr>
-              <w:t>1.</w:t>
-            </w:r>
-            <w:r>
-              <w:rPr>
-                <w:rFonts w:ascii="Aptos" w:hAnsi="Aptos"/>
-              </w:rPr>
-              <w:t xml:space="preserve"> </w:t>
+              <w:t>1. _ASSOCIE_CIVILITE_ _ASSOCIE_PRENOM_ _ASSOCIE_NOM_…………….…. </w:t>
+            </w:r>
+            <w:r>
+              <w:rPr>
+                <w:rFonts w:ascii="Aptos" w:hAnsi="Aptos"/>
+              </w:rPr>
+              <w:t xml:space="preserve"/>
             </w:r>
             <w:proofErr w:type="gramStart"/>
             <w:r>
@@ -860,7 +860,7 @@
                 <w:rFonts w:ascii="Aptos" w:hAnsi="Aptos"/>
                 <w:b/>
               </w:rPr>
-              <w:t>{{ ASSOCIE</w:t>
+              <w:t/>
             </w:r>
             <w:proofErr w:type="gramEnd"/>
             <w:r>
@@ -868,7 +868,7 @@
                 <w:rFonts w:ascii="Aptos" w:hAnsi="Aptos"/>
                 <w:b/>
               </w:rPr>
-              <w:t>_</w:t>
+              <w:t/>
             </w:r>
             <w:proofErr w:type="gramStart"/>
             <w:r>
@@ -876,7 +876,7 @@
                 <w:rFonts w:ascii="Aptos" w:hAnsi="Aptos"/>
                 <w:b/>
               </w:rPr>
-              <w:t>CIVILITE }</w:t>
+              <w:t/>
             </w:r>
             <w:proofErr w:type="gramEnd"/>
             <w:r>
@@ -884,7 +884,7 @@
                 <w:rFonts w:ascii="Aptos" w:hAnsi="Aptos"/>
                 <w:b/>
               </w:rPr>
-              <w:t xml:space="preserve">} </w:t>
+              <w:t xml:space="preserve"/>
             </w:r>
             <w:proofErr w:type="gramStart"/>
             <w:r>
@@ -892,7 +892,7 @@
                 <w:rFonts w:ascii="Aptos" w:hAnsi="Aptos"/>
                 <w:b/>
               </w:rPr>
-              <w:t>{{ ASSOCIE</w:t>
+              <w:t/>
             </w:r>
             <w:proofErr w:type="gramEnd"/>
             <w:r>
@@ -900,7 +900,7 @@
                 <w:rFonts w:ascii="Aptos" w:hAnsi="Aptos"/>
                 <w:b/>
               </w:rPr>
-              <w:t>_</w:t>
+              <w:t/>
             </w:r>
             <w:proofErr w:type="gramStart"/>
             <w:r>
@@ -908,7 +908,7 @@
                 <w:rFonts w:ascii="Aptos" w:hAnsi="Aptos"/>
                 <w:b/>
               </w:rPr>
-              <w:t>PRENOM }</w:t>
+              <w:t/>
             </w:r>
             <w:proofErr w:type="gramEnd"/>
             <w:r>
@@ -916,7 +916,7 @@
                 <w:rFonts w:ascii="Aptos" w:hAnsi="Aptos"/>
                 <w:b/>
               </w:rPr>
-              <w:t xml:space="preserve">} </w:t>
+              <w:t xml:space="preserve"/>
             </w:r>
             <w:proofErr w:type="gramStart"/>
             <w:r>
@@ -924,7 +924,7 @@
                 <w:rFonts w:ascii="Aptos" w:hAnsi="Aptos"/>
                 <w:b/>
               </w:rPr>
-              <w:t>{{ ASSOCIE</w:t>
+              <w:t/>
             </w:r>
             <w:proofErr w:type="gramEnd"/>
             <w:r>
@@ -932,7 +932,7 @@
                 <w:rFonts w:ascii="Aptos" w:hAnsi="Aptos"/>
                 <w:b/>
               </w:rPr>
-              <w:t>_</w:t>
+              <w:t/>
             </w:r>
             <w:proofErr w:type="gramStart"/>
             <w:r>
@@ -940,14 +940,14 @@
                 <w:rFonts w:ascii="Aptos" w:hAnsi="Aptos"/>
                 <w:b/>
               </w:rPr>
-              <w:t>NOM }}</w:t>
-            </w:r>
-            <w:r>
-              <w:rPr>
-                <w:rFonts w:ascii="Aptos" w:hAnsi="Aptos"/>
-                <w:b/>
-              </w:rPr>
-              <w:t>…</w:t>
+              <w:t/>
+            </w:r>
+            <w:r>
+              <w:rPr>
+                <w:rFonts w:ascii="Aptos" w:hAnsi="Aptos"/>
+                <w:b/>
+              </w:rPr>
+              <w:t/>
             </w:r>
             <w:proofErr w:type="gramEnd"/>
             <w:r>
@@ -955,7 +955,7 @@
                 <w:rFonts w:ascii="Aptos" w:hAnsi="Aptos"/>
                 <w:b/>
               </w:rPr>
-              <w:t>……</w:t>
+              <w:t/>
             </w:r>
             <w:proofErr w:type="gramStart"/>
             <w:r>
@@ -963,7 +963,7 @@
                 <w:rFonts w:ascii="Aptos" w:hAnsi="Aptos"/>
                 <w:b/>
               </w:rPr>
-              <w:t>…….</w:t>
+              <w:t/>
             </w:r>
             <w:proofErr w:type="gramEnd"/>
             <w:r>
@@ -971,7 +971,7 @@
                 <w:rFonts w:ascii="Aptos" w:hAnsi="Aptos"/>
                 <w:b/>
               </w:rPr>
-              <w:t xml:space="preserve">…. </w:t>
+              <w:t xml:space="preserve"/>
             </w:r>
           </w:p>
           <w:p>
@@ -2728,7 +2728,7 @@
           <w:rFonts w:ascii="Aptos" w:hAnsi="Aptos"/>
           <w:bCs/>
         </w:rPr>
-        <w:t xml:space="preserve">Le secrétaire - Greffier en chef du Tribunal de commerce de </w:t>
+        <w:t xml:space="preserve">Le secrétaire - Greffier en chef du Tribunal de commerce de _SOCIETE_TRIBUNAL_, soussigné, certifie que les pièces susvisées ont été déposées à ce secrétariat-greffe, le …………………….  et enregistrées a ce secrétariat-greffe sous le N°…………………</w:t>
       </w:r>
       <w:proofErr w:type="gramStart"/>
       <w:r>
@@ -2736,7 +2736,7 @@
           <w:rFonts w:ascii="Aptos" w:hAnsi="Aptos"/>
           <w:bCs/>
         </w:rPr>
-        <w:t>{{ SOCIETE</w:t>
+        <w:t/>
       </w:r>
       <w:proofErr w:type="gramEnd"/>
       <w:r>
@@ -2744,7 +2744,7 @@
           <w:rFonts w:ascii="Aptos" w:hAnsi="Aptos"/>
           <w:bCs/>
         </w:rPr>
-        <w:t>_</w:t>
+        <w:t/>
       </w:r>
       <w:proofErr w:type="gramStart"/>
       <w:r>
@@ -2752,7 +2752,7 @@
           <w:rFonts w:ascii="Aptos" w:hAnsi="Aptos"/>
           <w:bCs/>
         </w:rPr>
-        <w:t>TRIBUNAL }</w:t>
+        <w:t/>
       </w:r>
       <w:proofErr w:type="gramEnd"/>
       <w:r>
@@ -2760,42 +2760,42 @@
           <w:rFonts w:ascii="Aptos" w:hAnsi="Aptos"/>
           <w:bCs/>
         </w:rPr>
-        <w:t>}</w:t>
-      </w:r>
-      <w:r>
-        <w:rPr>
-          <w:rFonts w:ascii="Aptos" w:hAnsi="Aptos"/>
-          <w:bCs/>
-        </w:rPr>
-        <w:t>, soussigné, certifie</w:t>
-      </w:r>
-      <w:r>
-        <w:rPr>
-          <w:rFonts w:ascii="Aptos" w:hAnsi="Aptos"/>
-          <w:bCs/>
-        </w:rPr>
-        <w:t xml:space="preserve"> </w:t>
-      </w:r>
-      <w:r>
-        <w:rPr>
-          <w:rFonts w:ascii="Aptos" w:hAnsi="Aptos"/>
-          <w:bCs/>
-        </w:rPr>
-        <w:t xml:space="preserve">que les pièces susvisées ont été déposées à ce secrétariat-greffe, le </w:t>
-      </w:r>
-      <w:r>
-        <w:rPr>
-          <w:rFonts w:ascii="Aptos" w:hAnsi="Aptos"/>
-          <w:b/>
-        </w:rPr>
-        <w:t>…………………….</w:t>
-      </w:r>
-      <w:r>
-        <w:rPr>
-          <w:rFonts w:ascii="Aptos" w:hAnsi="Aptos"/>
-          <w:bCs/>
-        </w:rPr>
-        <w:t xml:space="preserve">  </w:t>
+        <w:t/>
+      </w:r>
+      <w:r>
+        <w:rPr>
+          <w:rFonts w:ascii="Aptos" w:hAnsi="Aptos"/>
+          <w:bCs/>
+        </w:rPr>
+        <w:t/>
+      </w:r>
+      <w:r>
+        <w:rPr>
+          <w:rFonts w:ascii="Aptos" w:hAnsi="Aptos"/>
+          <w:bCs/>
+        </w:rPr>
+        <w:t xml:space="preserve"/>
+      </w:r>
+      <w:r>
+        <w:rPr>
+          <w:rFonts w:ascii="Aptos" w:hAnsi="Aptos"/>
+          <w:bCs/>
+        </w:rPr>
+        <w:t xml:space="preserve"/>
+      </w:r>
+      <w:r>
+        <w:rPr>
+          <w:rFonts w:ascii="Aptos" w:hAnsi="Aptos"/>
+          <w:b/>
+        </w:rPr>
+        <w:t/>
+      </w:r>
+      <w:r>
+        <w:rPr>
+          <w:rFonts w:ascii="Aptos" w:hAnsi="Aptos"/>
+          <w:bCs/>
+        </w:rPr>
+        <w:t xml:space="preserve"/>
       </w:r>
       <w:proofErr w:type="gramStart"/>
       <w:r>
@@ -2803,7 +2803,7 @@
           <w:rFonts w:ascii="Aptos" w:hAnsi="Aptos"/>
           <w:bCs/>
         </w:rPr>
-        <w:t>et</w:t>
+        <w:t/>
       </w:r>
       <w:proofErr w:type="gramEnd"/>
       <w:r>
@@ -2811,7 +2811,7 @@
           <w:rFonts w:ascii="Aptos" w:hAnsi="Aptos"/>
           <w:bCs/>
         </w:rPr>
-        <w:t xml:space="preserve"> enregistrées </w:t>
+        <w:t xml:space="preserve"/>
       </w:r>
       <w:proofErr w:type="spellStart"/>
       <w:proofErr w:type="gramStart"/>
@@ -2820,7 +2820,7 @@
           <w:rFonts w:ascii="Aptos" w:hAnsi="Aptos"/>
           <w:bCs/>
         </w:rPr>
-        <w:t>a</w:t>
+        <w:t/>
       </w:r>
       <w:proofErr w:type="spellEnd"/>
       <w:proofErr w:type="gramEnd"/>
@@ -2829,7 +2829,7 @@
           <w:rFonts w:ascii="Aptos" w:hAnsi="Aptos"/>
           <w:bCs/>
         </w:rPr>
-        <w:t xml:space="preserve"> ce secrétariat-greffe sous le N°…………………</w:t>
+        <w:t xml:space="preserve"/>
       </w:r>
     </w:p>
     <w:p>
